--- a/applications/STRONG/E Logic - Business Analyst Project Coordinator - 2026-09-25/cover_letter.docx
+++ b/applications/STRONG/E Logic - Business Analyst Project Coordinator - 2026-09-25/cover_letter.docx
@@ -184,7 +184,7 @@
           <w:color w:val="09152A"/>
           <w:sz w:val="22"/>
         </w:rPr>
-        <w:t>At Ferguson Enterprises, I facilitated requirements-gathering sessions with C-suite and VP-level stakeholders, developed user stories and acceptance criteria for data and systems projects, and managed project coordination in Azure DevOps through the full Agile cycle — sprint planning, daily standups, sprint reviews, and retrospectives. I maintained project schedules, action logs, and status reports while tracking milestones and dependencies across cross-functional teams, and produced executive summaries for project leadership. In my freelance contractor work across callcathai.online, primelayertrades.com, and hereraspreadsheets.com, I've managed multiple concurrent IT project engagements simultaneously — each with its own requirements, documentation, stakeholder communication cadence, and action item tracking. I hold Google Project Management and UVA Project Management certifications and have hands-on experience with JIRA, Confluence, SharePoint, Microsoft Teams, and Teams Planner.</w:t>
+        <w:t>At Ferguson Enterprises, I facilitated requirements-gathering sessions with C-suite and VP-level stakeholders, developed user stories and acceptance criteria for data and systems projects, and managed project coordination in Azure DevOps through the full Agile cycle — sprint planning, daily standups, sprint reviews, and retrospectives. I maintained project schedules, action logs, and status reports while tracking milestones and dependencies across cross-functional teams, and produced executive summaries for project leadership. In my freelance contractor work across callcatchai.online, primelayertrades.com, and hereraspreadsheets.com, I've managed multiple concurrent IT project engagements simultaneously — each with its own requirements, documentation, stakeholder communication cadence, and action item tracking. I hold Google Project Management and UVA Project Management certifications and have hands-on experience with JIRA, Confluence, SharePoint, Microsoft Teams, and Teams Planner.</w:t>
       </w:r>
     </w:p>
     <w:p>
